--- a/_static/files/Judgment.docx
+++ b/_static/files/Judgment.docx
@@ -203,54 +203,66 @@
         </w:rPr>
         <w:t>法</w:t>
       </w:r>
+      <w:r>
+        <w:rPr>
+          <w:rFonts w:hint="eastAsia"/>
+        </w:rPr>
+        <w:t>》第二百九十三条第一款、第四十七条、第六十四条、《最高人民法院、最高人民检察院关于办理利用信息网络实施诽谤等刑事案件适用法律若干问题的解释》第五条第二款之规定，</w:t>
+      </w:r>
+      <w:r>
+        <w:rPr>
+          <w:rFonts w:hint="eastAsia"/>
+        </w:rPr>
+        <w:t>判决如下：</w:t>
+      </w:r>
+    </w:p>
+    <w:p>
+      <w:pPr>
+        <w:ind w:firstLine="420"/>
+      </w:pPr>
+      <w:r>
+        <w:rPr>
+          <w:rFonts w:hint="eastAsia"/>
+        </w:rPr>
+        <w:t>一、</w:t>
+      </w:r>
+      <w:r>
+        <w:rPr>
+          <w:rFonts w:hint="eastAsia"/>
+        </w:rPr>
+        <w:t>被告人</w:t>
+      </w:r>
+      <w:r>
+        <w:rPr>
+          <w:rFonts w:hint="eastAsia"/>
+        </w:rPr>
+        <w:t>陈京元</w:t>
+      </w:r>
+      <w:r>
+        <w:rPr>
+          <w:rFonts w:hint="eastAsia"/>
+        </w:rPr>
+        <w:t>犯寻衅滋事罪，判处有期徒刑一年八个月</w:t>
+      </w:r>
+      <w:r>
+        <w:rPr>
+          <w:rFonts w:hint="eastAsia"/>
+        </w:rPr>
+        <w:t>（刑</w:t>
+      </w:r>
+      <w:r>
+        <w:rPr>
+          <w:rFonts w:hint="eastAsia"/>
+        </w:rPr>
+        <w:t>期</w:t>
+      </w:r>
       <w:bookmarkStart w:id="0" w:name="_GoBack"/>
       <w:bookmarkEnd w:id="0"/>
       <w:r>
         <w:rPr>
           <w:rFonts w:hint="eastAsia"/>
         </w:rPr>
-        <w:t>》第二百九十三条第一款、第四十七条、第六十四条、《最高人民法院、最高人民检察院关于办理利用信息网络实施诽谤等刑事案件适用法律若干问题的解释》第五条第二款之规定，</w:t>
-      </w:r>
-      <w:r>
-        <w:rPr>
-          <w:rFonts w:hint="eastAsia"/>
-        </w:rPr>
-        <w:t>判决如下：</w:t>
-      </w:r>
-    </w:p>
-    <w:p>
-      <w:pPr>
-        <w:ind w:firstLine="420"/>
-      </w:pPr>
-      <w:r>
-        <w:rPr>
-          <w:rFonts w:hint="eastAsia"/>
-        </w:rPr>
-        <w:t>一、</w:t>
-      </w:r>
-      <w:r>
-        <w:rPr>
-          <w:rFonts w:hint="eastAsia"/>
-        </w:rPr>
-        <w:t>被告人</w:t>
-      </w:r>
-      <w:r>
-        <w:rPr>
-          <w:rFonts w:hint="eastAsia"/>
-        </w:rPr>
-        <w:t>陈京元</w:t>
-      </w:r>
-      <w:r>
-        <w:rPr>
-          <w:rFonts w:hint="eastAsia"/>
-        </w:rPr>
-        <w:t>犯寻衅滋事罪，判处有期徒刑一年八个月</w:t>
-      </w:r>
-      <w:r>
-        <w:rPr>
-          <w:rFonts w:hint="eastAsia"/>
-        </w:rPr>
-        <w:t>（刑其自判决执行之日起计算。判决执行以前先行羁押的，羁押一日折抵刑期一日，即自2022年9月7日起至2024年5月6日止）</w:t>
+        <w:t>判决执行之日起计算。判决执行以前先行羁押的，羁押一日折抵刑期一日，即自2022年9月7日起至2024年5月6日止）</w:t>
       </w:r>
       <w:r>
         <w:rPr>
